--- a/Course/2 Component 2 - Algorithms and Programming/2.2 Problem Solving and Programming/2.2.2 Computational Methods/2 Revision Notes (editable).docx
+++ b/Course/2 Component 2 - Algorithms and Programming/2.2 Problem Solving and Programming/2.2.2 Computational Methods/2 Revision Notes (editable).docx
@@ -7,12 +7,17 @@
         <w:pStyle w:val="Heading1"/>
       </w:pPr>
       <w:r>
+        <w:rPr>
+          <w:b w:val="0"/>
+          <w:i w:val="0"/>
+        </w:rPr>
         <w:t>Revision — 2.2.2 Computational Methods</w:t>
       </w:r>
     </w:p>
     <w:p>
       <w:r>
         <w:rPr>
+          <w:b w:val="0"/>
           <w:i/>
         </w:rPr>
         <w:t>OCR H446 — one-page revision summary</w:t>
@@ -23,6 +28,10 @@
         <w:pStyle w:val="Heading2"/>
       </w:pPr>
       <w:r>
+        <w:rPr>
+          <w:b w:val="0"/>
+          <w:i w:val="0"/>
+        </w:rPr>
         <w:t>Must know</w:t>
       </w:r>
     </w:p>
@@ -31,78 +40,122 @@
         <w:pStyle w:val="ListBullet"/>
       </w:pPr>
       <w:r>
+        <w:rPr>
+          <w:b w:val="0"/>
+          <w:i w:val="0"/>
+        </w:rPr>
         <w:t xml:space="preserve">A problem is </w:t>
       </w:r>
       <w:r>
         <w:rPr>
           <w:b/>
+          <w:i w:val="0"/>
         </w:rPr>
         <w:t>solvable computationally</w:t>
       </w:r>
       <w:r>
+        <w:rPr>
+          <w:b w:val="0"/>
+          <w:i w:val="0"/>
+        </w:rPr>
         <w:t xml:space="preserve"> if it can be </w:t>
       </w:r>
       <w:r>
         <w:rPr>
           <w:b/>
+          <w:i w:val="0"/>
         </w:rPr>
         <w:t>decomposed</w:t>
       </w:r>
       <w:r>
+        <w:rPr>
+          <w:b w:val="0"/>
+          <w:i w:val="0"/>
+        </w:rPr>
         <w:t xml:space="preserve">, has clear </w:t>
       </w:r>
       <w:r>
         <w:rPr>
           <w:b/>
+          <w:i w:val="0"/>
         </w:rPr>
         <w:t>inputs/processes/outputs</w:t>
       </w:r>
       <w:r>
+        <w:rPr>
+          <w:b w:val="0"/>
+          <w:i w:val="0"/>
+        </w:rPr>
         <w:t xml:space="preserve">, is repetitive/rule-based (algorithmic), allows useful </w:t>
       </w:r>
       <w:r>
         <w:rPr>
           <w:b/>
+          <w:i w:val="0"/>
         </w:rPr>
         <w:t>abstractions</w:t>
       </w:r>
       <w:r>
+        <w:rPr>
+          <w:b w:val="0"/>
+          <w:i w:val="0"/>
+        </w:rPr>
         <w:t xml:space="preserve">, has data that can be </w:t>
       </w:r>
       <w:r>
         <w:rPr>
           <w:b/>
+          <w:i w:val="0"/>
         </w:rPr>
         <w:t>structured/modelled</w:t>
       </w:r>
       <w:r>
+        <w:rPr>
+          <w:b w:val="0"/>
+          <w:i w:val="0"/>
+        </w:rPr>
         <w:t xml:space="preserve">, and has a clear, </w:t>
       </w:r>
       <w:r>
         <w:rPr>
           <w:b/>
+          <w:i w:val="0"/>
         </w:rPr>
         <w:t>finite</w:t>
       </w:r>
       <w:r>
+        <w:rPr>
+          <w:b w:val="0"/>
+          <w:i w:val="0"/>
+        </w:rPr>
         <w:t xml:space="preserve"> sequence of steps. (Some problems are </w:t>
       </w:r>
       <w:r>
         <w:rPr>
           <w:b/>
+          <w:i w:val="0"/>
         </w:rPr>
         <w:t>non-computable</w:t>
       </w:r>
       <w:r>
+        <w:rPr>
+          <w:b w:val="0"/>
+          <w:i w:val="0"/>
+        </w:rPr>
         <w:t xml:space="preserve">, e.g. the Halting Problem; some are computable but </w:t>
       </w:r>
       <w:r>
         <w:rPr>
           <w:b/>
+          <w:i w:val="0"/>
         </w:rPr>
         <w:t>intractable</w:t>
       </w:r>
       <w:r>
+        <w:rPr>
+          <w:b w:val="0"/>
+          <w:i w:val="0"/>
+        </w:rPr>
         <w:t>.)</w:t>
       </w:r>
     </w:p>
@@ -113,19 +166,29 @@
       <w:r>
         <w:rPr>
           <w:b/>
+          <w:i w:val="0"/>
         </w:rPr>
         <w:t>Problem recognition</w:t>
       </w:r>
       <w:r>
+        <w:rPr>
+          <w:b w:val="0"/>
+          <w:i w:val="0"/>
+        </w:rPr>
         <w:t xml:space="preserve"> = identifying and understanding what the problem actually is (inputs, outputs, constraints, success criteria) </w:t>
       </w:r>
       <w:r>
         <w:rPr>
           <w:b/>
+          <w:i w:val="0"/>
         </w:rPr>
         <w:t>before</w:t>
       </w:r>
       <w:r>
+        <w:rPr>
+          <w:b w:val="0"/>
+          <w:i w:val="0"/>
+        </w:rPr>
         <w:t xml:space="preserve"> solving it.</w:t>
       </w:r>
     </w:p>
@@ -136,19 +199,29 @@
       <w:r>
         <w:rPr>
           <w:b/>
+          <w:i w:val="0"/>
         </w:rPr>
         <w:t>Decomposition</w:t>
       </w:r>
       <w:r>
+        <w:rPr>
+          <w:b w:val="0"/>
+          <w:i w:val="0"/>
+        </w:rPr>
         <w:t xml:space="preserve"> = breaking a complex problem into smaller, manageable </w:t>
       </w:r>
       <w:r>
         <w:rPr>
           <w:b/>
+          <w:i w:val="0"/>
         </w:rPr>
         <w:t>sub-problems</w:t>
       </w:r>
       <w:r>
+        <w:rPr>
+          <w:b w:val="0"/>
+          <w:i w:val="0"/>
+        </w:rPr>
         <w:t xml:space="preserve"> (usually different sub-tasks).</w:t>
       </w:r>
     </w:p>
@@ -159,37 +232,57 @@
       <w:r>
         <w:rPr>
           <w:b/>
+          <w:i w:val="0"/>
         </w:rPr>
         <w:t>Divide and conquer</w:t>
       </w:r>
       <w:r>
+        <w:rPr>
+          <w:b w:val="0"/>
+          <w:i w:val="0"/>
+        </w:rPr>
         <w:t xml:space="preserve"> = repeatedly splitting a problem into </w:t>
       </w:r>
       <w:r>
         <w:rPr>
           <w:b/>
+          <w:i w:val="0"/>
         </w:rPr>
         <w:t>smaller instances of the same problem</w:t>
       </w:r>
       <w:r>
+        <w:rPr>
+          <w:b w:val="0"/>
+          <w:i w:val="0"/>
+        </w:rPr>
         <w:t xml:space="preserve">, solving the parts, then </w:t>
       </w:r>
       <w:r>
         <w:rPr>
           <w:b/>
+          <w:i w:val="0"/>
         </w:rPr>
         <w:t>combining</w:t>
       </w:r>
       <w:r>
+        <w:rPr>
+          <w:b w:val="0"/>
+          <w:i w:val="0"/>
+        </w:rPr>
         <w:t xml:space="preserve"> results (binary search, merge/quick sort). It </w:t>
       </w:r>
       <w:r>
         <w:rPr>
           <w:b/>
+          <w:i w:val="0"/>
         </w:rPr>
         <w:t>pairs naturally with recursion</w:t>
       </w:r>
       <w:r>
+        <w:rPr>
+          <w:b w:val="0"/>
+          <w:i w:val="0"/>
+        </w:rPr>
         <w:t xml:space="preserve"> because each part is the same type of problem.</w:t>
       </w:r>
     </w:p>
@@ -200,37 +293,57 @@
       <w:r>
         <w:rPr>
           <w:b/>
+          <w:i w:val="0"/>
         </w:rPr>
         <w:t>Abstraction</w:t>
       </w:r>
       <w:r>
+        <w:rPr>
+          <w:b w:val="0"/>
+          <w:i w:val="0"/>
+        </w:rPr>
         <w:t xml:space="preserve"> = removing/hiding unnecessary detail. </w:t>
       </w:r>
       <w:r>
         <w:rPr>
           <w:b/>
+          <w:i w:val="0"/>
         </w:rPr>
         <w:t>Representational</w:t>
       </w:r>
       <w:r>
+        <w:rPr>
+          <w:b w:val="0"/>
+          <w:i w:val="0"/>
+        </w:rPr>
         <w:t xml:space="preserve"> = drop irrelevant detail (e.g. the Tube map keeps line connections, drops true distances). </w:t>
       </w:r>
       <w:r>
         <w:rPr>
           <w:b/>
+          <w:i w:val="0"/>
         </w:rPr>
         <w:t>By generalisation</w:t>
       </w:r>
       <w:r>
+        <w:rPr>
+          <w:b w:val="0"/>
+          <w:i w:val="0"/>
+        </w:rPr>
         <w:t xml:space="preserve"> = group things by </w:t>
       </w:r>
       <w:r>
         <w:rPr>
           <w:b/>
+          <w:i w:val="0"/>
         </w:rPr>
         <w:t>shared characteristics</w:t>
       </w:r>
       <w:r>
+        <w:rPr>
+          <w:b w:val="0"/>
+          <w:i w:val="0"/>
+        </w:rPr>
         <w:t xml:space="preserve"> so they can be treated the same.</w:t>
       </w:r>
     </w:p>
@@ -241,19 +354,29 @@
       <w:r>
         <w:rPr>
           <w:b/>
+          <w:i w:val="0"/>
         </w:rPr>
         <w:t>Backtracking</w:t>
       </w:r>
       <w:r>
+        <w:rPr>
+          <w:b w:val="0"/>
+          <w:i w:val="0"/>
+        </w:rPr>
         <w:t xml:space="preserve"> = build a solution step by step; on a </w:t>
       </w:r>
       <w:r>
         <w:rPr>
           <w:b/>
+          <w:i w:val="0"/>
         </w:rPr>
         <w:t>dead end</w:t>
       </w:r>
       <w:r>
+        <w:rPr>
+          <w:b w:val="0"/>
+          <w:i w:val="0"/>
+        </w:rPr>
         <w:t>, return to the last decision and try another option (mazes, N-Queens, Sudoku; often recursive).</w:t>
       </w:r>
     </w:p>
@@ -264,19 +387,29 @@
       <w:r>
         <w:rPr>
           <w:b/>
+          <w:i w:val="0"/>
         </w:rPr>
         <w:t>Data mining</w:t>
       </w:r>
       <w:r>
+        <w:rPr>
+          <w:b w:val="0"/>
+          <w:i w:val="0"/>
+        </w:rPr>
         <w:t xml:space="preserve"> = search </w:t>
       </w:r>
       <w:r>
         <w:rPr>
           <w:b/>
+          <w:i w:val="0"/>
         </w:rPr>
         <w:t>large data sets</w:t>
       </w:r>
       <w:r>
+        <w:rPr>
+          <w:b w:val="0"/>
+          <w:i w:val="0"/>
+        </w:rPr>
         <w:t xml:space="preserve"> for hidden patterns, correlations and trends (loyalty-card basket analysis, fraud detection).</w:t>
       </w:r>
     </w:p>
@@ -287,29 +420,44 @@
       <w:r>
         <w:rPr>
           <w:b/>
+          <w:i w:val="0"/>
         </w:rPr>
         <w:t>Heuristics</w:t>
       </w:r>
       <w:r>
+        <w:rPr>
+          <w:b w:val="0"/>
+          <w:i w:val="0"/>
+        </w:rPr>
         <w:t xml:space="preserve"> = a </w:t>
       </w:r>
       <w:r>
         <w:rPr>
           <w:b/>
+          <w:i w:val="0"/>
         </w:rPr>
         <w:t>rule of thumb</w:t>
       </w:r>
       <w:r>
+        <w:rPr>
+          <w:b w:val="0"/>
+          <w:i w:val="0"/>
+        </w:rPr>
         <w:t xml:space="preserve"> giving a </w:t>
       </w:r>
       <w:r>
         <w:rPr>
           <w:b/>
+          <w:i w:val="0"/>
         </w:rPr>
         <w:t>good-enough (not guaranteed optimal)</w:t>
       </w:r>
       <w:r>
-        <w:t xml:space="preserve"> answer quickly when an exact method is too slow or impossible (satnav A\*, Travelling Salesman).</w:t>
+        <w:rPr>
+          <w:b w:val="0"/>
+          <w:i w:val="0"/>
+        </w:rPr>
+        <w:t xml:space="preserve"> answer quickly when an exact method is too slow or impossible (satnav A*, Travelling Salesman).</w:t>
       </w:r>
     </w:p>
     <w:p>
@@ -319,19 +467,29 @@
       <w:r>
         <w:rPr>
           <w:b/>
+          <w:i w:val="0"/>
         </w:rPr>
         <w:t>Performance modelling</w:t>
       </w:r>
       <w:r>
+        <w:rPr>
+          <w:b w:val="0"/>
+          <w:i w:val="0"/>
+        </w:rPr>
         <w:t xml:space="preserve"> = use a </w:t>
       </w:r>
       <w:r>
         <w:rPr>
           <w:b/>
+          <w:i w:val="0"/>
         </w:rPr>
         <w:t>model</w:t>
       </w:r>
       <w:r>
+        <w:rPr>
+          <w:b w:val="0"/>
+          <w:i w:val="0"/>
+        </w:rPr>
         <w:t xml:space="preserve"> to predict/test how a system behaves before or instead of building it (server load, aircraft systems, algorithm scaling).</w:t>
       </w:r>
     </w:p>
@@ -342,28 +500,43 @@
       <w:r>
         <w:rPr>
           <w:b/>
+          <w:i w:val="0"/>
         </w:rPr>
         <w:t>Pipelining</w:t>
       </w:r>
       <w:r>
+        <w:rPr>
+          <w:b w:val="0"/>
+          <w:i w:val="0"/>
+        </w:rPr>
         <w:t xml:space="preserve"> = split a process into </w:t>
       </w:r>
       <w:r>
         <w:rPr>
           <w:b/>
+          <w:i w:val="0"/>
         </w:rPr>
         <w:t>stages</w:t>
       </w:r>
       <w:r>
+        <w:rPr>
+          <w:b w:val="0"/>
+          <w:i w:val="0"/>
+        </w:rPr>
         <w:t xml:space="preserve"> so different stages work on </w:t>
       </w:r>
       <w:r>
         <w:rPr>
           <w:b/>
+          <w:i w:val="0"/>
         </w:rPr>
         <w:t>different items simultaneously</w:t>
       </w:r>
       <w:r>
+        <w:rPr>
+          <w:b w:val="0"/>
+          <w:i w:val="0"/>
+        </w:rPr>
         <w:t>, raising throughput (CPU fetch–decode–execute).</w:t>
       </w:r>
     </w:p>
@@ -374,19 +547,29 @@
       <w:r>
         <w:rPr>
           <w:b/>
+          <w:i w:val="0"/>
         </w:rPr>
         <w:t>Visualisation</w:t>
       </w:r>
       <w:r>
+        <w:rPr>
+          <w:b w:val="0"/>
+          <w:i w:val="0"/>
+        </w:rPr>
         <w:t xml:space="preserve"> = represent data/problems </w:t>
       </w:r>
       <w:r>
         <w:rPr>
           <w:b/>
+          <w:i w:val="0"/>
         </w:rPr>
         <w:t>graphically</w:t>
       </w:r>
       <w:r>
+        <w:rPr>
+          <w:b w:val="0"/>
+          <w:i w:val="0"/>
+        </w:rPr>
         <w:t xml:space="preserve"> (charts, maps, heat maps) so patterns, trends and outliers are easier to spot and to aid decisions.</w:t>
       </w:r>
     </w:p>
@@ -395,6 +578,10 @@
         <w:pStyle w:val="Heading2"/>
       </w:pPr>
       <w:r>
+        <w:rPr>
+          <w:b w:val="0"/>
+          <w:i w:val="0"/>
+        </w:rPr>
         <w:t>Key terms</w:t>
       </w:r>
     </w:p>
@@ -423,6 +610,7 @@
             <w:r>
               <w:rPr>
                 <w:b/>
+                <w:i w:val="0"/>
               </w:rPr>
               <w:t>Term</w:t>
             </w:r>
@@ -442,6 +630,7 @@
             <w:r>
               <w:rPr>
                 <w:b/>
+                <w:i w:val="0"/>
               </w:rPr>
               <w:t>Definition</w:t>
             </w:r>
@@ -456,6 +645,10 @@
           <w:p>
             <w:r/>
             <w:r>
+              <w:rPr>
+                <w:b w:val="0"/>
+                <w:i w:val="0"/>
+              </w:rPr>
               <w:t>Computable problem</w:t>
             </w:r>
           </w:p>
@@ -467,6 +660,10 @@
           <w:p>
             <w:r/>
             <w:r>
+              <w:rPr>
+                <w:b w:val="0"/>
+                <w:i w:val="0"/>
+              </w:rPr>
               <w:t>One with a clear, finite, rule-based sequence of steps that can be decomposed</w:t>
             </w:r>
           </w:p>
@@ -480,6 +677,10 @@
           <w:p>
             <w:r/>
             <w:r>
+              <w:rPr>
+                <w:b w:val="0"/>
+                <w:i w:val="0"/>
+              </w:rPr>
               <w:t>Problem recognition</w:t>
             </w:r>
           </w:p>
@@ -491,6 +692,10 @@
           <w:p>
             <w:r/>
             <w:r>
+              <w:rPr>
+                <w:b w:val="0"/>
+                <w:i w:val="0"/>
+              </w:rPr>
               <w:t>Identifying and understanding the real problem before solving it</w:t>
             </w:r>
           </w:p>
@@ -504,6 +709,10 @@
           <w:p>
             <w:r/>
             <w:r>
+              <w:rPr>
+                <w:b w:val="0"/>
+                <w:i w:val="0"/>
+              </w:rPr>
               <w:t>Decomposition</w:t>
             </w:r>
           </w:p>
@@ -515,6 +724,10 @@
           <w:p>
             <w:r/>
             <w:r>
+              <w:rPr>
+                <w:b w:val="0"/>
+                <w:i w:val="0"/>
+              </w:rPr>
               <w:t>Breaking a problem into smaller sub-problems</w:t>
             </w:r>
           </w:p>
@@ -528,6 +741,10 @@
           <w:p>
             <w:r/>
             <w:r>
+              <w:rPr>
+                <w:b w:val="0"/>
+                <w:i w:val="0"/>
+              </w:rPr>
               <w:t>Divide and conquer</w:t>
             </w:r>
           </w:p>
@@ -539,6 +756,10 @@
           <w:p>
             <w:r/>
             <w:r>
+              <w:rPr>
+                <w:b w:val="0"/>
+                <w:i w:val="0"/>
+              </w:rPr>
               <w:t>Repeatedly splitting a problem, solving the parts, then combining results</w:t>
             </w:r>
           </w:p>
@@ -552,6 +773,10 @@
           <w:p>
             <w:r/>
             <w:r>
+              <w:rPr>
+                <w:b w:val="0"/>
+                <w:i w:val="0"/>
+              </w:rPr>
               <w:t>Abstraction</w:t>
             </w:r>
           </w:p>
@@ -563,6 +788,10 @@
           <w:p>
             <w:r/>
             <w:r>
+              <w:rPr>
+                <w:b w:val="0"/>
+                <w:i w:val="0"/>
+              </w:rPr>
               <w:t>Removing/hiding unnecessary detail to focus on what matters</w:t>
             </w:r>
           </w:p>
@@ -576,6 +805,10 @@
           <w:p>
             <w:r/>
             <w:r>
+              <w:rPr>
+                <w:b w:val="0"/>
+                <w:i w:val="0"/>
+              </w:rPr>
               <w:t>Representational abstraction</w:t>
             </w:r>
           </w:p>
@@ -587,6 +820,10 @@
           <w:p>
             <w:r/>
             <w:r>
+              <w:rPr>
+                <w:b w:val="0"/>
+                <w:i w:val="0"/>
+              </w:rPr>
               <w:t>Dropping irrelevant detail while keeping the needed structure</w:t>
             </w:r>
           </w:p>
@@ -600,6 +837,10 @@
           <w:p>
             <w:r/>
             <w:r>
+              <w:rPr>
+                <w:b w:val="0"/>
+                <w:i w:val="0"/>
+              </w:rPr>
               <w:t>Abstraction by generalisation</w:t>
             </w:r>
           </w:p>
@@ -611,6 +852,10 @@
           <w:p>
             <w:r/>
             <w:r>
+              <w:rPr>
+                <w:b w:val="0"/>
+                <w:i w:val="0"/>
+              </w:rPr>
               <w:t>Grouping things by shared characteristics</w:t>
             </w:r>
           </w:p>
@@ -624,6 +869,10 @@
           <w:p>
             <w:r/>
             <w:r>
+              <w:rPr>
+                <w:b w:val="0"/>
+                <w:i w:val="0"/>
+              </w:rPr>
               <w:t>Backtracking</w:t>
             </w:r>
           </w:p>
@@ -635,6 +884,10 @@
           <w:p>
             <w:r/>
             <w:r>
+              <w:rPr>
+                <w:b w:val="0"/>
+                <w:i w:val="0"/>
+              </w:rPr>
               <w:t>Building a solution step by step, retreating from dead ends</w:t>
             </w:r>
           </w:p>
@@ -648,6 +901,10 @@
           <w:p>
             <w:r/>
             <w:r>
+              <w:rPr>
+                <w:b w:val="0"/>
+                <w:i w:val="0"/>
+              </w:rPr>
               <w:t>Data mining</w:t>
             </w:r>
           </w:p>
@@ -659,6 +916,10 @@
           <w:p>
             <w:r/>
             <w:r>
+              <w:rPr>
+                <w:b w:val="0"/>
+                <w:i w:val="0"/>
+              </w:rPr>
               <w:t>Searching large data sets for hidden patterns/correlations</w:t>
             </w:r>
           </w:p>
@@ -672,6 +933,10 @@
           <w:p>
             <w:r/>
             <w:r>
+              <w:rPr>
+                <w:b w:val="0"/>
+                <w:i w:val="0"/>
+              </w:rPr>
               <w:t>Heuristic</w:t>
             </w:r>
           </w:p>
@@ -683,6 +948,10 @@
           <w:p>
             <w:r/>
             <w:r>
+              <w:rPr>
+                <w:b w:val="0"/>
+                <w:i w:val="0"/>
+              </w:rPr>
               <w:t>A rule of thumb giving a good-enough (not guaranteed optimal) answer quickly</w:t>
             </w:r>
           </w:p>
@@ -696,6 +965,10 @@
           <w:p>
             <w:r/>
             <w:r>
+              <w:rPr>
+                <w:b w:val="0"/>
+                <w:i w:val="0"/>
+              </w:rPr>
               <w:t>Performance modelling</w:t>
             </w:r>
           </w:p>
@@ -707,6 +980,10 @@
           <w:p>
             <w:r/>
             <w:r>
+              <w:rPr>
+                <w:b w:val="0"/>
+                <w:i w:val="0"/>
+              </w:rPr>
               <w:t>Using a model to predict/test system behaviour before building it</w:t>
             </w:r>
           </w:p>
@@ -720,6 +997,10 @@
           <w:p>
             <w:r/>
             <w:r>
+              <w:rPr>
+                <w:b w:val="0"/>
+                <w:i w:val="0"/>
+              </w:rPr>
               <w:t>Pipelining</w:t>
             </w:r>
           </w:p>
@@ -731,6 +1012,10 @@
           <w:p>
             <w:r/>
             <w:r>
+              <w:rPr>
+                <w:b w:val="0"/>
+                <w:i w:val="0"/>
+              </w:rPr>
               <w:t>Overlapping stages so different items are processed simultaneously</w:t>
             </w:r>
           </w:p>
@@ -744,6 +1029,10 @@
           <w:p>
             <w:r/>
             <w:r>
+              <w:rPr>
+                <w:b w:val="0"/>
+                <w:i w:val="0"/>
+              </w:rPr>
               <w:t>Visualisation</w:t>
             </w:r>
           </w:p>
@@ -755,6 +1044,10 @@
           <w:p>
             <w:r/>
             <w:r>
+              <w:rPr>
+                <w:b w:val="0"/>
+                <w:i w:val="0"/>
+              </w:rPr>
               <w:t>Representing data graphically to reveal patterns and aid decisions</w:t>
             </w:r>
           </w:p>
@@ -768,6 +1061,10 @@
           <w:p>
             <w:r/>
             <w:r>
+              <w:rPr>
+                <w:b w:val="0"/>
+                <w:i w:val="0"/>
+              </w:rPr>
               <w:t>Intractable</w:t>
             </w:r>
           </w:p>
@@ -779,6 +1076,10 @@
           <w:p>
             <w:r/>
             <w:r>
+              <w:rPr>
+                <w:b w:val="0"/>
+                <w:i w:val="0"/>
+              </w:rPr>
               <w:t>Solvable only in exponential time or worse — impractical for large inputs</w:t>
             </w:r>
           </w:p>
@@ -791,11 +1092,19 @@
         <w:pStyle w:val="Heading2"/>
       </w:pPr>
       <w:r>
+        <w:rPr>
+          <w:b w:val="0"/>
+          <w:i w:val="0"/>
+        </w:rPr>
         <w:t>Worked example / how to — the N-Queens problem (backtracking)</w:t>
       </w:r>
     </w:p>
     <w:p>
       <w:r>
+        <w:rPr>
+          <w:b w:val="0"/>
+          <w:i w:val="0"/>
+        </w:rPr>
         <w:t>Place 8 queens on a chessboard so no two attack each other:</w:t>
       </w:r>
     </w:p>
@@ -804,24 +1113,38 @@
         <w:pStyle w:val="ListNumber"/>
       </w:pPr>
       <w:r>
+        <w:rPr>
+          <w:b w:val="0"/>
+          <w:i w:val="0"/>
+        </w:rPr>
         <w:t xml:space="preserve">Place queens one at a time, </w:t>
       </w:r>
       <w:r>
         <w:rPr>
           <w:b/>
+          <w:i w:val="0"/>
         </w:rPr>
         <w:t>column by column</w:t>
       </w:r>
       <w:r>
+        <w:rPr>
+          <w:b w:val="0"/>
+          <w:i w:val="0"/>
+        </w:rPr>
         <w:t xml:space="preserve">, choosing a </w:t>
       </w:r>
       <w:r>
         <w:rPr>
           <w:b/>
+          <w:i w:val="0"/>
         </w:rPr>
         <w:t>safe</w:t>
       </w:r>
       <w:r>
+        <w:rPr>
+          <w:b w:val="0"/>
+          <w:i w:val="0"/>
+        </w:rPr>
         <w:t xml:space="preserve"> square for each.</w:t>
       </w:r>
     </w:p>
@@ -830,6 +1153,10 @@
         <w:pStyle w:val="ListNumber"/>
       </w:pPr>
       <w:r>
+        <w:rPr>
+          <w:b w:val="0"/>
+          <w:i w:val="0"/>
+        </w:rPr>
         <w:t>After each placement, check the partial arrangement is still valid (no two queens share a row, column or diagonal).</w:t>
       </w:r>
     </w:p>
@@ -838,24 +1165,38 @@
         <w:pStyle w:val="ListNumber"/>
       </w:pPr>
       <w:r>
+        <w:rPr>
+          <w:b w:val="0"/>
+          <w:i w:val="0"/>
+        </w:rPr>
         <w:t xml:space="preserve">At a </w:t>
       </w:r>
       <w:r>
         <w:rPr>
           <w:b/>
+          <w:i w:val="0"/>
         </w:rPr>
         <w:t>dead end</w:t>
       </w:r>
       <w:r>
+        <w:rPr>
+          <w:b w:val="0"/>
+          <w:i w:val="0"/>
+        </w:rPr>
         <w:t xml:space="preserve"> — no safe square in the next column — </w:t>
       </w:r>
       <w:r>
         <w:rPr>
           <w:b/>
+          <w:i w:val="0"/>
         </w:rPr>
         <w:t>backtrack</w:t>
       </w:r>
       <w:r>
+        <w:rPr>
+          <w:b w:val="0"/>
+          <w:i w:val="0"/>
+        </w:rPr>
         <w:t>: undo the last placement and try the next available square for the previous queen.</w:t>
       </w:r>
     </w:p>
@@ -864,11 +1205,19 @@
         <w:pStyle w:val="ListNumber"/>
       </w:pPr>
       <w:r>
+        <w:rPr>
+          <w:b w:val="0"/>
+          <w:i w:val="0"/>
+        </w:rPr>
         <w:t>Repeat until all 8 are placed (a solution) or all options are exhausted.</w:t>
       </w:r>
     </w:p>
     <w:p>
       <w:r>
+        <w:rPr>
+          <w:b w:val="0"/>
+          <w:i w:val="0"/>
+        </w:rPr>
         <w:t>Why backtracking suits it: it explores possibilities systematically and abandons whole branches as soon as they cannot lead to a solution, avoiding checking every full arrangement. It can still be slow for large boards because the search space grows very quickly (combinatorial explosion).</w:t>
       </w:r>
     </w:p>
@@ -877,6 +1226,10 @@
         <w:pStyle w:val="Heading2"/>
       </w:pPr>
       <w:r>
+        <w:rPr>
+          <w:b w:val="0"/>
+          <w:i w:val="0"/>
+        </w:rPr>
         <w:t>Exam tips</w:t>
       </w:r>
     </w:p>
@@ -885,24 +1238,38 @@
         <w:pStyle w:val="ListBullet"/>
       </w:pPr>
       <w:r>
+        <w:rPr>
+          <w:b w:val="0"/>
+          <w:i w:val="0"/>
+        </w:rPr>
         <w:t xml:space="preserve">Always give a </w:t>
       </w:r>
       <w:r>
         <w:rPr>
           <w:b/>
+          <w:i w:val="0"/>
         </w:rPr>
         <w:t>named example</w:t>
       </w:r>
       <w:r>
+        <w:rPr>
+          <w:b w:val="0"/>
+          <w:i w:val="0"/>
+        </w:rPr>
         <w:t xml:space="preserve"> AND say </w:t>
       </w:r>
       <w:r>
         <w:rPr>
           <w:b/>
+          <w:i w:val="0"/>
         </w:rPr>
         <w:t>why</w:t>
       </w:r>
       <w:r>
+        <w:rPr>
+          <w:b w:val="0"/>
+          <w:i w:val="0"/>
+        </w:rPr>
         <w:t xml:space="preserve"> the method suits that problem — a bare definition rarely earns full marks.</w:t>
       </w:r>
     </w:p>
@@ -911,33 +1278,52 @@
         <w:pStyle w:val="ListBullet"/>
       </w:pPr>
       <w:r>
+        <w:rPr>
+          <w:b w:val="0"/>
+          <w:i w:val="0"/>
+        </w:rPr>
         <w:t xml:space="preserve">For </w:t>
       </w:r>
       <w:r>
         <w:rPr>
           <w:b/>
+          <w:i w:val="0"/>
         </w:rPr>
         <w:t>heuristic</w:t>
       </w:r>
       <w:r>
+        <w:rPr>
+          <w:b w:val="0"/>
+          <w:i w:val="0"/>
+        </w:rPr>
         <w:t xml:space="preserve">, stress </w:t>
       </w:r>
       <w:r>
         <w:rPr>
+          <w:b w:val="0"/>
           <w:i/>
         </w:rPr>
         <w:t>good enough, not guaranteed optimal</w:t>
       </w:r>
       <w:r>
+        <w:rPr>
+          <w:b w:val="0"/>
+          <w:i w:val="0"/>
+        </w:rPr>
         <w:t xml:space="preserve">, and link it to problems that are </w:t>
       </w:r>
       <w:r>
         <w:rPr>
           <w:b/>
+          <w:i w:val="0"/>
         </w:rPr>
         <w:t>intractable</w:t>
       </w:r>
       <w:r>
+        <w:rPr>
+          <w:b w:val="0"/>
+          <w:i w:val="0"/>
+        </w:rPr>
         <w:t xml:space="preserve"> by exact methods (e.g. TSP).</w:t>
       </w:r>
     </w:p>
@@ -946,33 +1332,52 @@
         <w:pStyle w:val="ListBullet"/>
       </w:pPr>
       <w:r>
+        <w:rPr>
+          <w:b w:val="0"/>
+          <w:i w:val="0"/>
+        </w:rPr>
         <w:t xml:space="preserve">For </w:t>
       </w:r>
       <w:r>
         <w:rPr>
           <w:b/>
+          <w:i w:val="0"/>
         </w:rPr>
         <w:t>divide and conquer</w:t>
       </w:r>
       <w:r>
+        <w:rPr>
+          <w:b w:val="0"/>
+          <w:i w:val="0"/>
+        </w:rPr>
         <w:t xml:space="preserve">, explicitly mention </w:t>
       </w:r>
       <w:r>
         <w:rPr>
           <w:b/>
+          <w:i w:val="0"/>
         </w:rPr>
         <w:t>splitting into same-type sub-problems, solving, then combining</w:t>
       </w:r>
       <w:r>
+        <w:rPr>
+          <w:b w:val="0"/>
+          <w:i w:val="0"/>
+        </w:rPr>
         <w:t xml:space="preserve">, and that this </w:t>
       </w:r>
       <w:r>
         <w:rPr>
           <w:b/>
+          <w:i w:val="0"/>
         </w:rPr>
         <w:t>pairs with recursion</w:t>
       </w:r>
       <w:r>
+        <w:rPr>
+          <w:b w:val="0"/>
+          <w:i w:val="0"/>
+        </w:rPr>
         <w:t>.</w:t>
       </w:r>
     </w:p>
@@ -981,24 +1386,38 @@
         <w:pStyle w:val="ListBullet"/>
       </w:pPr>
       <w:r>
+        <w:rPr>
+          <w:b w:val="0"/>
+          <w:i w:val="0"/>
+        </w:rPr>
         <w:t xml:space="preserve">Keep the two abstractions distinct: </w:t>
       </w:r>
       <w:r>
         <w:rPr>
           <w:b/>
+          <w:i w:val="0"/>
         </w:rPr>
         <w:t>representational</w:t>
       </w:r>
       <w:r>
+        <w:rPr>
+          <w:b w:val="0"/>
+          <w:i w:val="0"/>
+        </w:rPr>
         <w:t xml:space="preserve"> = drop detail; </w:t>
       </w:r>
       <w:r>
         <w:rPr>
           <w:b/>
+          <w:i w:val="0"/>
         </w:rPr>
         <w:t>by generalisation</w:t>
       </w:r>
       <w:r>
+        <w:rPr>
+          <w:b w:val="0"/>
+          <w:i w:val="0"/>
+        </w:rPr>
         <w:t xml:space="preserve"> = group by shared traits.</w:t>
       </w:r>
     </w:p>
